--- a/도면검도시스템_정책서_실외기조합매핑_장비마스터.docx
+++ b/도면검도시스템_정책서_실외기조합매핑_장비마스터.docx
@@ -19,7 +19,7 @@
           <w:i/>
           <w:sz w:val="24"/>
         </w:rPr>
-        <w:t>실외기 조합 매핑 구현 · 장비마스터 등록 정책</w:t>
+        <w:t>실외기 조합 매핑 · 장비마스터 등록 정책</w:t>
       </w:r>
     </w:p>
     <w:p>
@@ -27,7 +27,15 @@
         <w:rPr>
           <w:sz w:val="18"/>
         </w:rPr>
-        <w:t>버전 v1.0  ·  작성일 2026-07-03  ·  대상: 개발팀/기획/QA  ·  근거: 프로젝트 코드·CLAUDE.md·doc/ 요구사항</w:t>
+        <w:t>버전 v2.0 · 2026-07-03 · 대상: 개발팀/기획/QA</w:t>
+      </w:r>
+    </w:p>
+    <w:p>
+      <w:r>
+        <w:rPr>
+          <w:sz w:val="18"/>
+        </w:rPr>
+        <w:t>본 문서는 특정 구현·기술스택에 종속되지 않는 정책·규칙 기준이며, 별도 개발 조직이 참조한다. 알고리즘은 언어 독립 의사코드로만 표기한다.</w:t>
       </w:r>
     </w:p>
     <w:p/>
@@ -42,21 +50,10 @@
     <w:p>
       <w:r>
         <w:rPr>
-          <w:b w:val="0"/>
           <w:i w:val="0"/>
           <w:sz w:val="20"/>
         </w:rPr>
-        <w:t>본 정책서는 LG전자 HVAC 도면검도시스템의 두 핵심 정책을 정의한다: (1) 유저 '생성' 단계의 실외기 조합 매핑, (2) 관리자 '장비마스터'의 등록·게시. 조합/호환 판단은 유저(생성) 단이 마스터의 게시(PUBLISHED) 데이터를 참조해 수행하며, 장비마스터는 '등록만' 담당한다.</w:t>
-      </w:r>
-    </w:p>
-    <w:p>
-      <w:r>
-        <w:rPr>
-          <w:b w:val="0"/>
-          <w:i/>
-          <w:sz w:val="20"/>
-        </w:rPr>
-        <w:t>⚠️ 주의: doc/ 폴더 자료 중 일부는 최신화되지 않았을 수 있다. 문서 간/문서-코드 상충 또는 수치(단가·등급·스키마)가 애매할 경우 임의 추정하지 않고 담당자 확인 후 반영한다.</w:t>
+        <w:t>본 정책서는 두 핵심 정책을 정의한다: (1) 유저 '생성' 단계의 실외기 조합 매핑, (2) 관리자 '장비마스터'의 등록·게시. 조합/호환 판단은 생성 단이 마스터의 게시 데이터를 참조해 수행하고, 장비마스터는 '등록만' 담당한다.</w:t>
       </w:r>
     </w:p>
     <w:p>
@@ -64,7 +61,7 @@
         <w:pStyle w:val="Heading1"/>
       </w:pPr>
       <w:r>
-        <w:t>2. 유비쿼터스 언어 (용어집)</w:t>
+        <w:t>2. 용어집</w:t>
       </w:r>
     </w:p>
     <w:tbl>
@@ -91,7 +88,7 @@
                 <w:b/>
                 <w:sz w:val="18"/>
               </w:rPr>
-              <w:t>용어</w:t>
+              <w:t>용어(국문)</w:t>
             </w:r>
           </w:p>
         </w:tc>
@@ -107,7 +104,7 @@
                 <w:b/>
                 <w:sz w:val="18"/>
               </w:rPr>
-              <w:t>코드/영문</w:t>
+              <w:t>용어(영문)</w:t>
             </w:r>
           </w:p>
         </w:tc>
@@ -153,7 +150,7 @@
               <w:rPr>
                 <w:sz w:val="18"/>
               </w:rPr>
-              <w:t>ODU / OutdoorUnit</w:t>
+              <w:t>Outdoor Unit (ODU)</w:t>
             </w:r>
           </w:p>
         </w:tc>
@@ -167,7 +164,7 @@
               <w:rPr>
                 <w:sz w:val="18"/>
               </w:rPr>
-              <w:t>냉매를 실내기에 공급하는 실외 장비</w:t>
+              <w:t>냉매를 실내기에 공급하는 실외 장비. 조합의 기준 단위.</w:t>
             </w:r>
           </w:p>
         </w:tc>
@@ -197,7 +194,7 @@
               <w:rPr>
                 <w:sz w:val="18"/>
               </w:rPr>
-              <w:t>IDU / IndoorUnit</w:t>
+              <w:t>Indoor Unit (IDU)</w:t>
             </w:r>
           </w:p>
         </w:tc>
@@ -211,7 +208,7 @@
               <w:rPr>
                 <w:sz w:val="18"/>
               </w:rPr>
-              <w:t>실(방)에 설치되는 냉난방 토출 장비</w:t>
+              <w:t>각 실(공간)에 설치되어 냉난방을 토출하는 장비. 정확히 한 실외기(또는 미배정)에만 존재.</w:t>
             </w:r>
           </w:p>
         </w:tc>
@@ -241,7 +238,7 @@
               <w:rPr>
                 <w:sz w:val="18"/>
               </w:rPr>
-              <w:t>ComboRatio</w:t>
+              <w:t>Combination Ratio</w:t>
             </w:r>
           </w:p>
         </w:tc>
@@ -255,7 +252,7 @@
               <w:rPr>
                 <w:sz w:val="18"/>
               </w:rPr>
-              <w:t>Σ(연결 실내기 냉방용량) ÷ 실외기 용량. 권장 0.5~1.3</w:t>
+              <w:t>Σ(연결 실내기 냉방용량) ÷ 실외기 냉방용량. 권장 0.5~1.3. 이탈해도 경고만.</w:t>
             </w:r>
           </w:p>
         </w:tc>
@@ -285,7 +282,7 @@
               <w:rPr>
                 <w:sz w:val="18"/>
               </w:rPr>
-              <w:t>EnergySource</w:t>
+              <w:t>Energy Source</w:t>
             </w:r>
           </w:p>
         </w:tc>
@@ -299,7 +296,7 @@
               <w:rPr>
                 <w:sz w:val="18"/>
               </w:rPr>
-              <w:t>EHP/GHP/AWHP/수냉식/Chiller. 호환의 기준</w:t>
+              <w:t>EHP/GHP/AWHP/수냉식/Chiller. 실외기-실내기 계열 일치가 호환 필수 조건.</w:t>
             </w:r>
           </w:p>
         </w:tc>
@@ -315,7 +312,7 @@
               <w:rPr>
                 <w:sz w:val="18"/>
               </w:rPr>
-              <w:t>조합/그룹</w:t>
+              <w:t>조합(그룹)</w:t>
             </w:r>
           </w:p>
         </w:tc>
@@ -329,7 +326,7 @@
               <w:rPr>
                 <w:sz w:val="18"/>
               </w:rPr>
-              <w:t>OutdoorGroup</w:t>
+              <w:t>Outdoor Combination</w:t>
             </w:r>
           </w:p>
         </w:tc>
@@ -343,7 +340,7 @@
               <w:rPr>
                 <w:sz w:val="18"/>
               </w:rPr>
-              <w:t>실외기 1대 + 연결된 실내기들의 묶음(애그리거트)</w:t>
+              <w:t>실외기 1대 + 연결 실내기들의 묶음. 계열·최대연결수·중복 규칙 준수.</w:t>
             </w:r>
           </w:p>
         </w:tc>
@@ -359,7 +356,7 @@
               <w:rPr>
                 <w:sz w:val="18"/>
               </w:rPr>
-              <w:t>배정 플랜</w:t>
+              <w:t>미배정 풀</w:t>
             </w:r>
           </w:p>
         </w:tc>
@@ -373,7 +370,7 @@
               <w:rPr>
                 <w:sz w:val="18"/>
               </w:rPr>
-              <w:t>AssignmentPlan</w:t>
+              <w:t>Unassigned Pool</w:t>
             </w:r>
           </w:p>
         </w:tc>
@@ -387,7 +384,139 @@
               <w:rPr>
                 <w:sz w:val="18"/>
               </w:rPr>
-              <w:t>그룹들 + 미배정 풀의 조율자</w:t>
+              <w:t>어떤 실외기에도 배정되지 않은 실내기 대기 집합.</w:t>
+            </w:r>
+          </w:p>
+        </w:tc>
+      </w:tr>
+      <w:tr>
+        <w:tc>
+          <w:tcPr>
+            <w:tcW w:type="dxa" w:w="2880"/>
+          </w:tcPr>
+          <w:p>
+            <w:r/>
+            <w:r>
+              <w:rPr>
+                <w:sz w:val="18"/>
+              </w:rPr>
+              <w:t>최대 연결 수</w:t>
+            </w:r>
+          </w:p>
+        </w:tc>
+        <w:tc>
+          <w:tcPr>
+            <w:tcW w:type="dxa" w:w="2880"/>
+          </w:tcPr>
+          <w:p>
+            <w:r/>
+            <w:r>
+              <w:rPr>
+                <w:sz w:val="18"/>
+              </w:rPr>
+              <w:t>Max Connections</w:t>
+            </w:r>
+          </w:p>
+        </w:tc>
+        <w:tc>
+          <w:tcPr>
+            <w:tcW w:type="dxa" w:w="2880"/>
+          </w:tcPr>
+          <w:p>
+            <w:r/>
+            <w:r>
+              <w:rPr>
+                <w:sz w:val="18"/>
+              </w:rPr>
+              <w:t>한 실외기에 연결 가능한 실내기 최대 수. 실외기 모델 스펙 값.</w:t>
+            </w:r>
+          </w:p>
+        </w:tc>
+      </w:tr>
+      <w:tr>
+        <w:tc>
+          <w:tcPr>
+            <w:tcW w:type="dxa" w:w="2880"/>
+          </w:tcPr>
+          <w:p>
+            <w:r/>
+            <w:r>
+              <w:rPr>
+                <w:sz w:val="18"/>
+              </w:rPr>
+              <w:t>배정 판정</w:t>
+            </w:r>
+          </w:p>
+        </w:tc>
+        <w:tc>
+          <w:tcPr>
+            <w:tcW w:type="dxa" w:w="2880"/>
+          </w:tcPr>
+          <w:p>
+            <w:r/>
+            <w:r>
+              <w:rPr>
+                <w:sz w:val="18"/>
+              </w:rPr>
+              <w:t>Assignment Decision</w:t>
+            </w:r>
+          </w:p>
+        </w:tc>
+        <w:tc>
+          <w:tcPr>
+            <w:tcW w:type="dxa" w:w="2880"/>
+          </w:tcPr>
+          <w:p>
+            <w:r/>
+            <w:r>
+              <w:rPr>
+                <w:sz w:val="18"/>
+              </w:rPr>
+              <w:t>배정 가능 여부와 불가 사유(계열/중복/최대수)를 반환하는 판정.</w:t>
+            </w:r>
+          </w:p>
+        </w:tc>
+      </w:tr>
+      <w:tr>
+        <w:tc>
+          <w:tcPr>
+            <w:tcW w:type="dxa" w:w="2880"/>
+          </w:tcPr>
+          <w:p>
+            <w:r/>
+            <w:r>
+              <w:rPr>
+                <w:sz w:val="18"/>
+              </w:rPr>
+              <w:t>실(공간)</w:t>
+            </w:r>
+          </w:p>
+        </w:tc>
+        <w:tc>
+          <w:tcPr>
+            <w:tcW w:type="dxa" w:w="2880"/>
+          </w:tcPr>
+          <w:p>
+            <w:r/>
+            <w:r>
+              <w:rPr>
+                <w:sz w:val="18"/>
+              </w:rPr>
+              <w:t>Room / Space</w:t>
+            </w:r>
+          </w:p>
+        </w:tc>
+        <w:tc>
+          <w:tcPr>
+            <w:tcW w:type="dxa" w:w="2880"/>
+          </w:tcPr>
+          <w:p>
+            <w:r/>
+            <w:r>
+              <w:rPr>
+                <w:sz w:val="18"/>
+              </w:rPr>
+              <w:t>도면에서 검출된 폐합 공간 영역. 실 단위로 설계부하를 계산.</w:t>
             </w:r>
           </w:p>
         </w:tc>
@@ -417,7 +546,7 @@
               <w:rPr>
                 <w:sz w:val="18"/>
               </w:rPr>
-              <w:t>EquipmentMaster</w:t>
+              <w:t>Equipment Master</w:t>
             </w:r>
           </w:p>
         </w:tc>
@@ -431,7 +560,7 @@
               <w:rPr>
                 <w:sz w:val="18"/>
               </w:rPr>
-              <w:t>장비 모델·스펙·단가 SSOT(관리자)</w:t>
+              <w:t>장비 모델·스펙·단가의 단일 진실 공급원. 등록·관리 전용.</w:t>
             </w:r>
           </w:p>
         </w:tc>
@@ -461,7 +590,7 @@
               <w:rPr>
                 <w:sz w:val="18"/>
               </w:rPr>
-              <w:t>DRAFT/PUBLISHED/ARCHIVED</w:t>
+              <w:t>Publish State</w:t>
             </w:r>
           </w:p>
         </w:tc>
@@ -475,7 +604,7 @@
               <w:rPr>
                 <w:sz w:val="18"/>
               </w:rPr>
-              <w:t>외부 노출 게이트</w:t>
+              <w:t>초안→게시→보관. 검도·생성은 '게시'만 조회.</w:t>
             </w:r>
           </w:p>
         </w:tc>
@@ -491,7 +620,7 @@
               <w:rPr>
                 <w:sz w:val="18"/>
               </w:rPr>
-              <w:t>실</w:t>
+              <w:t>조합 리포트</w:t>
             </w:r>
           </w:p>
         </w:tc>
@@ -505,7 +634,7 @@
               <w:rPr>
                 <w:sz w:val="18"/>
               </w:rPr>
-              <w:t>Zone/Room</w:t>
+              <w:t>Combination Report</w:t>
             </w:r>
           </w:p>
         </w:tc>
@@ -519,7 +648,227 @@
               <w:rPr>
                 <w:sz w:val="18"/>
               </w:rPr>
-              <w:t>도면에서 검출된 공간 단위(구 '방')</w:t>
+              <w:t>조합 상태 읽기 전용 요약(6개 지표).</w:t>
+            </w:r>
+          </w:p>
+        </w:tc>
+      </w:tr>
+      <w:tr>
+        <w:tc>
+          <w:tcPr>
+            <w:tcW w:type="dxa" w:w="2880"/>
+          </w:tcPr>
+          <w:p>
+            <w:r/>
+            <w:r>
+              <w:rPr>
+                <w:sz w:val="18"/>
+              </w:rPr>
+              <w:t>조합 매핑</w:t>
+            </w:r>
+          </w:p>
+        </w:tc>
+        <w:tc>
+          <w:tcPr>
+            <w:tcW w:type="dxa" w:w="2880"/>
+          </w:tcPr>
+          <w:p>
+            <w:r/>
+            <w:r>
+              <w:rPr>
+                <w:sz w:val="18"/>
+              </w:rPr>
+              <w:t>Combination Mapping</w:t>
+            </w:r>
+          </w:p>
+        </w:tc>
+        <w:tc>
+          <w:tcPr>
+            <w:tcW w:type="dxa" w:w="2880"/>
+          </w:tcPr>
+          <w:p>
+            <w:r/>
+            <w:r>
+              <w:rPr>
+                <w:sz w:val="18"/>
+              </w:rPr>
+              <w:t>실내기를 실외기에 드래그 배정/해제·교체·분할·추가·삭제하는 팝업.</w:t>
+            </w:r>
+          </w:p>
+        </w:tc>
+      </w:tr>
+      <w:tr>
+        <w:tc>
+          <w:tcPr>
+            <w:tcW w:type="dxa" w:w="2880"/>
+          </w:tcPr>
+          <w:p>
+            <w:r/>
+            <w:r>
+              <w:rPr>
+                <w:sz w:val="18"/>
+              </w:rPr>
+              <w:t>설계부하</w:t>
+            </w:r>
+          </w:p>
+        </w:tc>
+        <w:tc>
+          <w:tcPr>
+            <w:tcW w:type="dxa" w:w="2880"/>
+          </w:tcPr>
+          <w:p>
+            <w:r/>
+            <w:r>
+              <w:rPr>
+                <w:sz w:val="18"/>
+              </w:rPr>
+              <w:t>Design Load</w:t>
+            </w:r>
+          </w:p>
+        </w:tc>
+        <w:tc>
+          <w:tcPr>
+            <w:tcW w:type="dxa" w:w="2880"/>
+          </w:tcPr>
+          <w:p>
+            <w:r/>
+            <w:r>
+              <w:rPr>
+                <w:sz w:val="18"/>
+              </w:rPr>
+              <w:t>실별 냉난방 요구 용량. 실내기 모델·수량 선정 입력값.</w:t>
+            </w:r>
+          </w:p>
+        </w:tc>
+      </w:tr>
+      <w:tr>
+        <w:tc>
+          <w:tcPr>
+            <w:tcW w:type="dxa" w:w="2880"/>
+          </w:tcPr>
+          <w:p>
+            <w:r/>
+            <w:r>
+              <w:rPr>
+                <w:sz w:val="18"/>
+              </w:rPr>
+              <w:t>정합성 검증</w:t>
+            </w:r>
+          </w:p>
+        </w:tc>
+        <w:tc>
+          <w:tcPr>
+            <w:tcW w:type="dxa" w:w="2880"/>
+          </w:tcPr>
+          <w:p>
+            <w:r/>
+            <w:r>
+              <w:rPr>
+                <w:sz w:val="18"/>
+              </w:rPr>
+              <w:t>Consistency Check</w:t>
+            </w:r>
+          </w:p>
+        </w:tc>
+        <w:tc>
+          <w:tcPr>
+            <w:tcW w:type="dxa" w:w="2880"/>
+          </w:tcPr>
+          <w:p>
+            <w:r/>
+            <w:r>
+              <w:rPr>
+                <w:sz w:val="18"/>
+              </w:rPr>
+              <w:t>도면 객체수와 장비일람표 수량·사양을 대조해 판정하는 검도 절차.</w:t>
+            </w:r>
+          </w:p>
+        </w:tc>
+      </w:tr>
+      <w:tr>
+        <w:tc>
+          <w:tcPr>
+            <w:tcW w:type="dxa" w:w="2880"/>
+          </w:tcPr>
+          <w:p>
+            <w:r/>
+            <w:r>
+              <w:rPr>
+                <w:sz w:val="18"/>
+              </w:rPr>
+              <w:t>장비일람표</w:t>
+            </w:r>
+          </w:p>
+        </w:tc>
+        <w:tc>
+          <w:tcPr>
+            <w:tcW w:type="dxa" w:w="2880"/>
+          </w:tcPr>
+          <w:p>
+            <w:r/>
+            <w:r>
+              <w:rPr>
+                <w:sz w:val="18"/>
+              </w:rPr>
+              <w:t>Equipment Schedule</w:t>
+            </w:r>
+          </w:p>
+        </w:tc>
+        <w:tc>
+          <w:tcPr>
+            <w:tcW w:type="dxa" w:w="2880"/>
+          </w:tcPr>
+          <w:p>
+            <w:r/>
+            <w:r>
+              <w:rPr>
+                <w:sz w:val="18"/>
+              </w:rPr>
+              <w:t>프로젝트 장비 발주·명세 표(최종 산출물).</w:t>
+            </w:r>
+          </w:p>
+        </w:tc>
+      </w:tr>
+      <w:tr>
+        <w:tc>
+          <w:tcPr>
+            <w:tcW w:type="dxa" w:w="2880"/>
+          </w:tcPr>
+          <w:p>
+            <w:r/>
+            <w:r>
+              <w:rPr>
+                <w:sz w:val="18"/>
+              </w:rPr>
+              <w:t>커버리지</w:t>
+            </w:r>
+          </w:p>
+        </w:tc>
+        <w:tc>
+          <w:tcPr>
+            <w:tcW w:type="dxa" w:w="2880"/>
+          </w:tcPr>
+          <w:p>
+            <w:r/>
+            <w:r>
+              <w:rPr>
+                <w:sz w:val="18"/>
+              </w:rPr>
+              <w:t>Coverage</w:t>
+            </w:r>
+          </w:p>
+        </w:tc>
+        <w:tc>
+          <w:tcPr>
+            <w:tcW w:type="dxa" w:w="2880"/>
+          </w:tcPr>
+          <w:p>
+            <w:r/>
+            <w:r>
+              <w:rPr>
+                <w:sz w:val="18"/>
+              </w:rPr>
+              <w:t>전체 실내기 대비 배정된 실내기 비율(%).</w:t>
             </w:r>
           </w:p>
         </w:tc>
@@ -530,7 +879,7 @@
         <w:pStyle w:val="Heading1"/>
       </w:pPr>
       <w:r>
-        <w:t>3. 실외기 조합 매핑 정책 (생성 컨텍스트)</w:t>
+        <w:t>3. 실외기 조합 매핑 정책</w:t>
       </w:r>
     </w:p>
     <w:p>
@@ -544,11 +893,10 @@
     <w:p>
       <w:r>
         <w:rPr>
-          <w:b w:val="0"/>
           <w:i w:val="0"/>
           <w:sz w:val="20"/>
         </w:rPr>
-        <w:t>도면 업로드 → [실 검출] → [실내기 자동 배치] → [실외기 선정] → [실외기 배치/조합 매핑] → [산출물 생성]. 본 절은 '실외기 배치/조합 매핑' 단계의 정책을 정의한다.</w:t>
+        <w:t>도면 업로드 → 실(공간) 검출 → 실내기 자동 배치(실별 설계부하 → 후보 선정·수량 산정) → 실내기 총용량 집계 → 실외기 후보 조회·선정 → 실외기 조합(계열 호환 + 조합비 검사) → 실외기 배치(설치구역 지정 → 배치좌표) → 계통 그룹 매핑 → 산출물. 조합 매핑은 '실외기 조합' 단계를 사용자가 직접 조정하는 대화형 지점이다.</w:t>
       </w:r>
     </w:p>
     <w:p>
@@ -556,7 +904,7 @@
         <w:pStyle w:val="Heading2"/>
       </w:pPr>
       <w:r>
-        <w:t>3.2 도메인 모델</w:t>
+        <w:t>3.2 개념 모델</w:t>
       </w:r>
     </w:p>
     <w:tbl>
@@ -599,7 +947,7 @@
                 <w:b/>
                 <w:sz w:val="18"/>
               </w:rPr>
-              <w:t>코드</w:t>
+              <w:t>설명</w:t>
             </w:r>
           </w:p>
         </w:tc>
@@ -615,7 +963,7 @@
                 <w:b/>
                 <w:sz w:val="18"/>
               </w:rPr>
-              <w:t>책임/불변식</w:t>
+              <w:t>핵심 규칙</w:t>
             </w:r>
           </w:p>
         </w:tc>
@@ -631,7 +979,7 @@
               <w:rPr>
                 <w:sz w:val="18"/>
               </w:rPr>
-              <w:t>실내기(엔티티)</w:t>
+              <w:t>실내기</w:t>
             </w:r>
           </w:p>
         </w:tc>
@@ -645,7 +993,7 @@
               <w:rPr>
                 <w:sz w:val="18"/>
               </w:rPr>
-              <w:t>IndoorUnit</w:t>
+              <w:t>실에 설치되는 냉난방 토출 장비. 식별자·소속 실·냉방용량·설치유형·계열.</w:t>
             </w:r>
           </w:p>
         </w:tc>
@@ -659,7 +1007,7 @@
               <w:rPr>
                 <w:sz w:val="18"/>
               </w:rPr>
-              <w:t>id 동일성. 냉방용량(Capacity)·계열(EnergySource) 보유</w:t>
+              <w:t>전체(모든 조합 + 미배정)에서 정확히 한 위치에만 존재.</w:t>
             </w:r>
           </w:p>
         </w:tc>
@@ -675,7 +1023,7 @@
               <w:rPr>
                 <w:sz w:val="18"/>
               </w:rPr>
-              <w:t>실외기(값객체)</w:t>
+              <w:t>실외기</w:t>
             </w:r>
           </w:p>
         </w:tc>
@@ -689,7 +1037,7 @@
               <w:rPr>
                 <w:sz w:val="18"/>
               </w:rPr>
-              <w:t>OutdoorUnit</w:t>
+              <w:t>냉매 공급 실외 장비. 모델·냉방용량·계열·최대 연결 수.</w:t>
             </w:r>
           </w:p>
         </w:tc>
@@ -703,7 +1051,7 @@
               <w:rPr>
                 <w:sz w:val="18"/>
               </w:rPr>
-              <w:t>모델·계열·용량·최대연결수·단가(Price)·등급(EnergyGrade)</w:t>
+              <w:t>스펙은 장비마스터가 게시한 값을 그대로 참조한다(생성 단계에서 스펙을 바꾸지 않음).</w:t>
             </w:r>
           </w:p>
         </w:tc>
@@ -719,7 +1067,7 @@
               <w:rPr>
                 <w:sz w:val="18"/>
               </w:rPr>
-              <w:t>조합(애그리거트 루트)</w:t>
+              <w:t>조합(그룹)</w:t>
             </w:r>
           </w:p>
         </w:tc>
@@ -733,7 +1081,7 @@
               <w:rPr>
                 <w:sz w:val="18"/>
               </w:rPr>
-              <w:t>OutdoorGroup</w:t>
+              <w:t>실외기 1대 + 연결 실내기 집합. 조합비·경고를 스스로 계산.</w:t>
             </w:r>
           </w:p>
         </w:tc>
@@ -747,7 +1095,7 @@
               <w:rPr>
                 <w:sz w:val="18"/>
               </w:rPr>
-              <w:t>그룹 내부 불변식 강제(계열/최대수/중복). 불변(immutable)</w:t>
+              <w:t>구성·성장 모두 계열 일치·중복 금지 강제, 성장(배정) 시 최대 연결 수 검사.</w:t>
             </w:r>
           </w:p>
         </w:tc>
@@ -763,7 +1111,7 @@
               <w:rPr>
                 <w:sz w:val="18"/>
               </w:rPr>
-              <w:t>배정 플랜(조율자)</w:t>
+              <w:t>미배정 풀</w:t>
             </w:r>
           </w:p>
         </w:tc>
@@ -777,7 +1125,7 @@
               <w:rPr>
                 <w:sz w:val="18"/>
               </w:rPr>
-              <w:t>AssignmentPlan</w:t>
+              <w:t>어느 조합에도 속하지 않은 실내기 대기 집합.</w:t>
             </w:r>
           </w:p>
         </w:tc>
@@ -791,7 +1139,51 @@
               <w:rPr>
                 <w:sz w:val="18"/>
               </w:rPr>
-              <w:t>교차 불변식: 실내기는 정확히 한 곳에만 존재</w:t>
+              <w:t>해제·삭제·모델 교체로 방출된 실내기는 풀로 반환.</w:t>
+            </w:r>
+          </w:p>
+        </w:tc>
+      </w:tr>
+      <w:tr>
+        <w:tc>
+          <w:tcPr>
+            <w:tcW w:type="dxa" w:w="2880"/>
+          </w:tcPr>
+          <w:p>
+            <w:r/>
+            <w:r>
+              <w:rPr>
+                <w:sz w:val="18"/>
+              </w:rPr>
+              <w:t>배정 현황</w:t>
+            </w:r>
+          </w:p>
+        </w:tc>
+        <w:tc>
+          <w:tcPr>
+            <w:tcW w:type="dxa" w:w="2880"/>
+          </w:tcPr>
+          <w:p>
+            <w:r/>
+            <w:r>
+              <w:rPr>
+                <w:sz w:val="18"/>
+              </w:rPr>
+              <w:t>모든 조합과 미배정 풀을 함께 다루는 전체 배정 상태.</w:t>
+            </w:r>
+          </w:p>
+        </w:tc>
+        <w:tc>
+          <w:tcPr>
+            <w:tcW w:type="dxa" w:w="2880"/>
+          </w:tcPr>
+          <w:p>
+            <w:r/>
+            <w:r>
+              <w:rPr>
+                <w:sz w:val="18"/>
+              </w:rPr>
+              <w:t>이동의 일관성을 보장. 모든 변경은 원본을 보존하고 실패 시 원본 유지.</w:t>
             </w:r>
           </w:p>
         </w:tc>
@@ -802,17 +1194,16 @@
         <w:pStyle w:val="Heading2"/>
       </w:pPr>
       <w:r>
-        <w:t>3.3 호환 규칙 (계열 일치)</w:t>
+        <w:t>3.3 호환 규칙</w:t>
       </w:r>
     </w:p>
     <w:p>
       <w:r>
         <w:rPr>
-          <w:b w:val="0"/>
           <w:i w:val="0"/>
           <w:sz w:val="20"/>
         </w:rPr>
-        <w:t>실외기와 실내기의 계열(EnergySource)이 일치해야 배정 가능하다. 교차 계열(예: GHP 실외기 ↔ EHP 실내기)은 SERIES_MISMATCH로 차단한다. 호환 판단 기준은 장비마스터의 제품군·계열 정보다.</w:t>
+        <w:t>배정 가능 조건 3가지를 모두 만족해야 한다. 1) 계열 일치(실외기 계열 = 실내기 계열, 교차 금지). 2) 중복 금지(대상 조합에 동일 실내기 없음). 3) 최대 연결 수 미초과. 계열 판단 근거는 장비마스터의 제품군·계열 정보.</w:t>
       </w:r>
     </w:p>
     <w:p>
@@ -826,11 +1217,10 @@
     <w:p>
       <w:r>
         <w:rPr>
-          <w:b w:val="0"/>
           <w:i w:val="0"/>
           <w:sz w:val="20"/>
         </w:rPr>
-        <w:t>조합비 = Σ(연결 실내기 냉방용량) ÷ 실외기 용량. 권장 범위 0.5 ~ 1.3. 범위를 벗어나도 '배정 거부'가 아니라 '경고'(OVERLOADED/UNDERLOADED)로 표기한다 — 과부하 상태로도 배정은 가능해야 하기 때문.</w:t>
+        <w:t>조합비 = Σ(연결 실내기 냉방용량) ÷ 실외기 냉방용량. 권장 0.5~1.3. 미만은 과소부하, 초과는 과부하 '경고'. 조합비 경고는 배정 거부 사유가 아니라 시각적 경고(게이지 빗금·경고 텍스트)로만 표시한다.</w:t>
       </w:r>
     </w:p>
     <w:p>
@@ -838,17 +1228,16 @@
         <w:pStyle w:val="Heading2"/>
       </w:pPr>
       <w:r>
-        <w:t>3.5 최대 연결 수 (마스터 스펙 주입)</w:t>
+        <w:t>3.5 최대 연결 수</w:t>
       </w:r>
     </w:p>
     <w:p>
       <w:r>
         <w:rPr>
-          <w:b w:val="0"/>
           <w:i w:val="0"/>
           <w:sz w:val="20"/>
         </w:rPr>
-        <w:t>실외기 모델별 최대 연결 실내기 수(maxConnections)는 장비마스터 카탈로그 스펙(OutdoorModelCatalog 포트)에서 주입된다. 초과 배정은 MAX_CONNECTIONS로 차단한다. (하드코딩 금지 — 모델 스펙이 SSOT)</w:t>
+        <w:t>실외기 모델별 스펙 값이며 장비마스터가 공급한다. 배정(조합 성장) 시점에만 검사하고, 초과 시 배정을 거부한다.</w:t>
       </w:r>
     </w:p>
     <w:p>
@@ -856,7 +1245,366 @@
         <w:pStyle w:val="Heading2"/>
       </w:pPr>
       <w:r>
-        <w:t>3.6 조작 유즈케이스</w:t>
+        <w:t>3.6 배정 판정 (의사코드)</w:t>
+      </w:r>
+    </w:p>
+    <w:p>
+      <w:pPr>
+        <w:spacing w:after="0" w:before="0"/>
+        <w:ind w:left="280"/>
+        <w:shd w:val="clear" w:fill="F2F2F2"/>
+      </w:pPr>
+      <w:r>
+        <w:rPr>
+          <w:sz w:val="18"/>
+        </w:rPr>
+        <w:t>함수 배정가능판정(조합, 실내기):</w:t>
+      </w:r>
+    </w:p>
+    <w:p>
+      <w:pPr>
+        <w:spacing w:after="0" w:before="0"/>
+        <w:ind w:left="280"/>
+        <w:shd w:val="clear" w:fill="F2F2F2"/>
+      </w:pPr>
+      <w:r>
+        <w:rPr>
+          <w:sz w:val="18"/>
+        </w:rPr>
+        <w:t xml:space="preserve">    만약 조합.실외기.계열 ≠ 실내기.계열 이면:  반환 거부(계열불일치)</w:t>
+      </w:r>
+    </w:p>
+    <w:p>
+      <w:pPr>
+        <w:spacing w:after="0" w:before="0"/>
+        <w:ind w:left="280"/>
+        <w:shd w:val="clear" w:fill="F2F2F2"/>
+      </w:pPr>
+      <w:r>
+        <w:rPr>
+          <w:sz w:val="18"/>
+        </w:rPr>
+        <w:t xml:space="preserve">    만약 실내기 ∈ 조합.실내기목록 이면:        반환 거부(중복)</w:t>
+      </w:r>
+    </w:p>
+    <w:p>
+      <w:pPr>
+        <w:spacing w:after="0" w:before="0"/>
+        <w:ind w:left="280"/>
+        <w:shd w:val="clear" w:fill="F2F2F2"/>
+      </w:pPr>
+      <w:r>
+        <w:rPr>
+          <w:sz w:val="18"/>
+        </w:rPr>
+        <w:t xml:space="preserve">    만약 조합.연결수 ≥ 조합.실외기.최대연결수:  반환 거부(최대연결초과)</w:t>
+      </w:r>
+    </w:p>
+    <w:p>
+      <w:pPr>
+        <w:spacing w:after="0" w:before="0"/>
+        <w:ind w:left="280"/>
+        <w:shd w:val="clear" w:fill="F2F2F2"/>
+      </w:pPr>
+      <w:r>
+        <w:rPr>
+          <w:sz w:val="18"/>
+        </w:rPr>
+        <w:t xml:space="preserve">    반환 허용</w:t>
+      </w:r>
+    </w:p>
+    <w:p>
+      <w:pPr>
+        <w:spacing w:after="0" w:before="0"/>
+        <w:ind w:left="280"/>
+        <w:shd w:val="clear" w:fill="F2F2F2"/>
+      </w:pPr>
+      <w:r>
+        <w:rPr>
+          <w:sz w:val="18"/>
+        </w:rPr>
+        <w:t xml:space="preserve"> </w:t>
+      </w:r>
+    </w:p>
+    <w:p>
+      <w:pPr>
+        <w:spacing w:after="0" w:before="0"/>
+        <w:ind w:left="280"/>
+        <w:shd w:val="clear" w:fill="F2F2F2"/>
+      </w:pPr>
+      <w:r>
+        <w:rPr>
+          <w:sz w:val="18"/>
+        </w:rPr>
+        <w:t>함수 재배정(현황, 실내기ID, 대상):        // 대상 = 조합키 또는 '미배정'</w:t>
+      </w:r>
+    </w:p>
+    <w:p>
+      <w:pPr>
+        <w:spacing w:after="0" w:before="0"/>
+        <w:ind w:left="280"/>
+        <w:shd w:val="clear" w:fill="F2F2F2"/>
+      </w:pPr>
+      <w:r>
+        <w:rPr>
+          <w:sz w:val="18"/>
+        </w:rPr>
+        <w:t xml:space="preserve">    출발지 ← 위치조회(현황, 실내기ID)</w:t>
+      </w:r>
+    </w:p>
+    <w:p>
+      <w:pPr>
+        <w:spacing w:after="0" w:before="0"/>
+        <w:ind w:left="280"/>
+        <w:shd w:val="clear" w:fill="F2F2F2"/>
+      </w:pPr>
+      <w:r>
+        <w:rPr>
+          <w:sz w:val="18"/>
+        </w:rPr>
+        <w:t xml:space="preserve">    만약 출발지 = 없음:  오류 미존재(실내기ID)</w:t>
+      </w:r>
+    </w:p>
+    <w:p>
+      <w:pPr>
+        <w:spacing w:after="0" w:before="0"/>
+        <w:ind w:left="280"/>
+        <w:shd w:val="clear" w:fill="F2F2F2"/>
+      </w:pPr>
+      <w:r>
+        <w:rPr>
+          <w:sz w:val="18"/>
+        </w:rPr>
+        <w:t xml:space="preserve">    만약 대상 ≠ '미배정' 그리고 조합조회(현황, 대상) = 없음:  오류 미존재(대상)</w:t>
+      </w:r>
+    </w:p>
+    <w:p>
+      <w:pPr>
+        <w:spacing w:after="0" w:before="0"/>
+        <w:ind w:left="280"/>
+        <w:shd w:val="clear" w:fill="F2F2F2"/>
+      </w:pPr>
+      <w:r>
+        <w:rPr>
+          <w:sz w:val="18"/>
+        </w:rPr>
+        <w:t xml:space="preserve">    실내기 ← 실내기조회(현황, 실내기ID)</w:t>
+      </w:r>
+    </w:p>
+    <w:p>
+      <w:pPr>
+        <w:spacing w:after="0" w:before="0"/>
+        <w:ind w:left="280"/>
+        <w:shd w:val="clear" w:fill="F2F2F2"/>
+      </w:pPr>
+      <w:r>
+        <w:rPr>
+          <w:sz w:val="18"/>
+        </w:rPr>
+        <w:t xml:space="preserve">    출발지에서 실내기 제거</w:t>
+      </w:r>
+    </w:p>
+    <w:p>
+      <w:pPr>
+        <w:spacing w:after="0" w:before="0"/>
+        <w:ind w:left="280"/>
+        <w:shd w:val="clear" w:fill="F2F2F2"/>
+      </w:pPr>
+      <w:r>
+        <w:rPr>
+          <w:sz w:val="18"/>
+        </w:rPr>
+        <w:t xml:space="preserve">    만약 대상 = '미배정':  미배정에 실내기 추가</w:t>
+      </w:r>
+    </w:p>
+    <w:p>
+      <w:pPr>
+        <w:spacing w:after="0" w:before="0"/>
+        <w:ind w:left="280"/>
+        <w:shd w:val="clear" w:fill="F2F2F2"/>
+      </w:pPr>
+      <w:r>
+        <w:rPr>
+          <w:sz w:val="18"/>
+        </w:rPr>
+        <w:t xml:space="preserve">    아니면:</w:t>
+      </w:r>
+    </w:p>
+    <w:p>
+      <w:pPr>
+        <w:spacing w:after="0" w:before="0"/>
+        <w:ind w:left="280"/>
+        <w:shd w:val="clear" w:fill="F2F2F2"/>
+      </w:pPr>
+      <w:r>
+        <w:rPr>
+          <w:sz w:val="18"/>
+        </w:rPr>
+        <w:t xml:space="preserve">        판정 ← 배정가능판정(조합조회(현황, 대상), 실내기)</w:t>
+      </w:r>
+    </w:p>
+    <w:p>
+      <w:pPr>
+        <w:spacing w:after="0" w:before="0"/>
+        <w:ind w:left="280"/>
+        <w:shd w:val="clear" w:fill="F2F2F2"/>
+      </w:pPr>
+      <w:r>
+        <w:rPr>
+          <w:sz w:val="18"/>
+        </w:rPr>
+        <w:t xml:space="preserve">        만약 판정 ≠ 허용:  오류 배정거부(사유)    // 원본 보존</w:t>
+      </w:r>
+    </w:p>
+    <w:p>
+      <w:pPr>
+        <w:spacing w:after="0" w:before="0"/>
+        <w:ind w:left="280"/>
+        <w:shd w:val="clear" w:fill="F2F2F2"/>
+      </w:pPr>
+      <w:r>
+        <w:rPr>
+          <w:sz w:val="18"/>
+        </w:rPr>
+        <w:t xml:space="preserve">        대상 조합에 실내기 추가</w:t>
+      </w:r>
+    </w:p>
+    <w:p>
+      <w:pPr>
+        <w:spacing w:after="0" w:before="0"/>
+        <w:ind w:left="280"/>
+        <w:shd w:val="clear" w:fill="F2F2F2"/>
+      </w:pPr>
+      <w:r>
+        <w:rPr>
+          <w:sz w:val="18"/>
+        </w:rPr>
+        <w:t xml:space="preserve">    반환 새 현황</w:t>
+      </w:r>
+    </w:p>
+    <w:p>
+      <w:pPr>
+        <w:spacing w:after="0" w:before="0"/>
+        <w:ind w:left="280"/>
+        <w:shd w:val="clear" w:fill="F2F2F2"/>
+      </w:pPr>
+      <w:r>
+        <w:rPr>
+          <w:sz w:val="18"/>
+        </w:rPr>
+        <w:t xml:space="preserve"> </w:t>
+      </w:r>
+    </w:p>
+    <w:p>
+      <w:pPr>
+        <w:spacing w:after="0" w:before="0"/>
+        <w:ind w:left="280"/>
+        <w:shd w:val="clear" w:fill="F2F2F2"/>
+      </w:pPr>
+      <w:r>
+        <w:rPr>
+          <w:sz w:val="18"/>
+        </w:rPr>
+        <w:t>함수 조합비(조합):</w:t>
+      </w:r>
+    </w:p>
+    <w:p>
+      <w:pPr>
+        <w:spacing w:after="0" w:before="0"/>
+        <w:ind w:left="280"/>
+        <w:shd w:val="clear" w:fill="F2F2F2"/>
+      </w:pPr>
+      <w:r>
+        <w:rPr>
+          <w:sz w:val="18"/>
+        </w:rPr>
+        <w:t xml:space="preserve">    합계 ← Σ(실내기.냉방용량  for 실내기 in 조합.실내기목록)</w:t>
+      </w:r>
+    </w:p>
+    <w:p>
+      <w:pPr>
+        <w:spacing w:after="0" w:before="0"/>
+        <w:ind w:left="280"/>
+        <w:shd w:val="clear" w:fill="F2F2F2"/>
+      </w:pPr>
+      <w:r>
+        <w:rPr>
+          <w:sz w:val="18"/>
+        </w:rPr>
+        <w:t xml:space="preserve">    반환 합계 ÷ 조합.실외기.냉방용량</w:t>
+      </w:r>
+    </w:p>
+    <w:p>
+      <w:pPr>
+        <w:spacing w:after="0" w:before="0"/>
+        <w:ind w:left="280"/>
+        <w:shd w:val="clear" w:fill="F2F2F2"/>
+      </w:pPr>
+      <w:r>
+        <w:rPr>
+          <w:sz w:val="18"/>
+        </w:rPr>
+        <w:t xml:space="preserve"> </w:t>
+      </w:r>
+    </w:p>
+    <w:p>
+      <w:pPr>
+        <w:spacing w:after="0" w:before="0"/>
+        <w:ind w:left="280"/>
+        <w:shd w:val="clear" w:fill="F2F2F2"/>
+      </w:pPr>
+      <w:r>
+        <w:rPr>
+          <w:sz w:val="18"/>
+        </w:rPr>
+        <w:t>함수 경고판정(조합):</w:t>
+      </w:r>
+    </w:p>
+    <w:p>
+      <w:pPr>
+        <w:spacing w:after="0" w:before="0"/>
+        <w:ind w:left="280"/>
+        <w:shd w:val="clear" w:fill="F2F2F2"/>
+      </w:pPr>
+      <w:r>
+        <w:rPr>
+          <w:sz w:val="18"/>
+        </w:rPr>
+        <w:t xml:space="preserve">    비율 ← 조합비(조합)</w:t>
+      </w:r>
+    </w:p>
+    <w:p>
+      <w:pPr>
+        <w:spacing w:after="0" w:before="0"/>
+        <w:ind w:left="280"/>
+        <w:shd w:val="clear" w:fill="F2F2F2"/>
+      </w:pPr>
+      <w:r>
+        <w:rPr>
+          <w:sz w:val="18"/>
+        </w:rPr>
+        <w:t xml:space="preserve">    만약 비율 &gt; 1.3:  경고(과부하)</w:t>
+      </w:r>
+    </w:p>
+    <w:p>
+      <w:pPr>
+        <w:spacing w:after="0" w:before="0"/>
+        <w:ind w:left="280"/>
+        <w:shd w:val="clear" w:fill="F2F2F2"/>
+      </w:pPr>
+      <w:r>
+        <w:rPr>
+          <w:sz w:val="18"/>
+        </w:rPr>
+        <w:t xml:space="preserve">    만약 비율 &lt; 0.5:  경고(과소부하)   // 배정은 비차단</w:t>
+      </w:r>
+    </w:p>
+    <w:p>
+      <w:pPr>
+        <w:pStyle w:val="Heading2"/>
+      </w:pPr>
+      <w:r>
+        <w:t>3.7 조작</w:t>
       </w:r>
     </w:p>
     <w:tbl>
@@ -883,7 +1631,7 @@
                 <w:b/>
                 <w:sz w:val="18"/>
               </w:rPr>
-              <w:t>조작</w:t>
+              <w:t>동작</w:t>
             </w:r>
           </w:p>
         </w:tc>
@@ -899,7 +1647,7 @@
                 <w:b/>
                 <w:sz w:val="18"/>
               </w:rPr>
-              <w:t>유즈케이스</w:t>
+              <w:t>설명</w:t>
             </w:r>
           </w:p>
         </w:tc>
@@ -915,7 +1663,7 @@
                 <w:b/>
                 <w:sz w:val="18"/>
               </w:rPr>
-              <w:t>결과/규칙</w:t>
+              <w:t>규칙</w:t>
             </w:r>
           </w:p>
         </w:tc>
@@ -931,7 +1679,7 @@
               <w:rPr>
                 <w:sz w:val="18"/>
               </w:rPr>
-              <w:t>실내기 배정/해제</w:t>
+              <w:t>배정/해제(드래그)</w:t>
             </w:r>
           </w:p>
         </w:tc>
@@ -945,7 +1693,7 @@
               <w:rPr>
                 <w:sz w:val="18"/>
               </w:rPr>
-              <w:t>ReassignIndoorUnit</w:t>
+              <w:t>미배정 또는 다른 실외기의 실내기를 대상 실외기로 이동, 또는 풀로 반환.</w:t>
             </w:r>
           </w:p>
         </w:tc>
@@ -959,7 +1707,7 @@
               <w:rPr>
                 <w:sz w:val="18"/>
               </w:rPr>
-              <w:t>그룹↔풀 이동. 계열 불일치는 거부(미저장), 성공 시 이벤트 발행</w:t>
+              <w:t>풀→실외기·실외기→실외기·실외기→풀 모두 가능. 실외기 대상은 판정 통과 시, 해제는 항상 허용.</w:t>
             </w:r>
           </w:p>
         </w:tc>
@@ -975,7 +1723,7 @@
               <w:rPr>
                 <w:sz w:val="18"/>
               </w:rPr>
-              <w:t>실외기 모델 교체</w:t>
+              <w:t>실외기 교체</w:t>
             </w:r>
           </w:p>
         </w:tc>
@@ -989,7 +1737,7 @@
               <w:rPr>
                 <w:sz w:val="18"/>
               </w:rPr>
-              <w:t>ReplaceOutdoorModel</w:t>
+              <w:t>조합의 실외기 모델을 다른 모델로 교체.</w:t>
             </w:r>
           </w:p>
         </w:tc>
@@ -1003,7 +1751,7 @@
               <w:rPr>
                 <w:sz w:val="18"/>
               </w:rPr>
-              <w:t>계열 변경 시 미호환 실내기를 풀로 방출</w:t>
+              <w:t>계열이 달라져 호환 불가한 실내기는 미배정 풀로 방출, 나머지 잔류.</w:t>
             </w:r>
           </w:p>
         </w:tc>
@@ -1019,7 +1767,7 @@
               <w:rPr>
                 <w:sz w:val="18"/>
               </w:rPr>
-              <w:t>그룹 분할</w:t>
+              <w:t>조합 분할</w:t>
             </w:r>
           </w:p>
         </w:tc>
@@ -1033,7 +1781,7 @@
               <w:rPr>
                 <w:sz w:val="18"/>
               </w:rPr>
-              <w:t>SplitGroup</w:t>
+              <w:t>한 조합의 실내기를 같은 모델의 새 조합으로 절반 이동.</w:t>
             </w:r>
           </w:p>
         </w:tc>
@@ -1047,7 +1795,7 @@
               <w:rPr>
                 <w:sz w:val="18"/>
               </w:rPr>
-              <w:t>실내기 절반을 같은 모델의 새 그룹으로</w:t>
+              <w:t>실내기 2개 미만이면 분할 불가.</w:t>
             </w:r>
           </w:p>
         </w:tc>
@@ -1063,7 +1811,7 @@
               <w:rPr>
                 <w:sz w:val="18"/>
               </w:rPr>
-              <w:t>그룹 추가</w:t>
+              <w:t>조합 추가</w:t>
             </w:r>
           </w:p>
         </w:tc>
@@ -1077,7 +1825,7 @@
               <w:rPr>
                 <w:sz w:val="18"/>
               </w:rPr>
-              <w:t>AddGroup</w:t>
+              <w:t>실내기 없는 빈 실외기 조합 생성.</w:t>
             </w:r>
           </w:p>
         </w:tc>
@@ -1091,7 +1839,7 @@
               <w:rPr>
                 <w:sz w:val="18"/>
               </w:rPr>
-              <w:t>빈 실외기 그룹 추가</w:t>
+              <w:t>생성 직후 연결 실내기 0개, 이후 드래그 배정.</w:t>
             </w:r>
           </w:p>
         </w:tc>
@@ -1107,7 +1855,7 @@
               <w:rPr>
                 <w:sz w:val="18"/>
               </w:rPr>
-              <w:t>그룹 삭제</w:t>
+              <w:t>조합 삭제</w:t>
             </w:r>
           </w:p>
         </w:tc>
@@ -1121,7 +1869,7 @@
               <w:rPr>
                 <w:sz w:val="18"/>
               </w:rPr>
-              <w:t>RemoveGroup</w:t>
+              <w:t>실외기 조합 제거.</w:t>
             </w:r>
           </w:p>
         </w:tc>
@@ -1135,7 +1883,51 @@
               <w:rPr>
                 <w:sz w:val="18"/>
               </w:rPr>
-              <w:t>연결 실내기는 풀로 반환</w:t>
+              <w:t>연결 실내기는 모두 미배정 풀로 반환(유실 금지).</w:t>
+            </w:r>
+          </w:p>
+        </w:tc>
+      </w:tr>
+      <w:tr>
+        <w:tc>
+          <w:tcPr>
+            <w:tcW w:type="dxa" w:w="2880"/>
+          </w:tcPr>
+          <w:p>
+            <w:r/>
+            <w:r>
+              <w:rPr>
+                <w:sz w:val="18"/>
+              </w:rPr>
+              <w:t>조합 적용/취소</w:t>
+            </w:r>
+          </w:p>
+        </w:tc>
+        <w:tc>
+          <w:tcPr>
+            <w:tcW w:type="dxa" w:w="2880"/>
+          </w:tcPr>
+          <w:p>
+            <w:r/>
+            <w:r>
+              <w:rPr>
+                <w:sz w:val="18"/>
+              </w:rPr>
+              <w:t>팝업 변경 확정 또는 폐기.</w:t>
+            </w:r>
+          </w:p>
+        </w:tc>
+        <w:tc>
+          <w:tcPr>
+            <w:tcW w:type="dxa" w:w="2880"/>
+          </w:tcPr>
+          <w:p>
+            <w:r/>
+            <w:r>
+              <w:rPr>
+                <w:sz w:val="18"/>
+              </w:rPr>
+              <w:t>적용 시 6개 지표·계통 요약 재계산 후 닫기. 취소 시 이전 상태 보존.</w:t>
             </w:r>
           </w:p>
         </w:tc>
@@ -1146,7 +1938,7 @@
         <w:pStyle w:val="Heading2"/>
       </w:pPr>
       <w:r>
-        <w:t>3.7 예외·경고 정책</w:t>
+        <w:t>3.8 예외·경고</w:t>
       </w:r>
     </w:p>
     <w:tbl>
@@ -1173,7 +1965,7 @@
                 <w:b/>
                 <w:sz w:val="18"/>
               </w:rPr>
-              <w:t>코드</w:t>
+              <w:t>구분</w:t>
             </w:r>
           </w:p>
         </w:tc>
@@ -1221,7 +2013,7 @@
               <w:rPr>
                 <w:sz w:val="18"/>
               </w:rPr>
-              <w:t>SERIES_MISMATCH</w:t>
+              <w:t>계열 불일치 드롭</w:t>
             </w:r>
           </w:p>
         </w:tc>
@@ -1235,7 +2027,7 @@
               <w:rPr>
                 <w:sz w:val="18"/>
               </w:rPr>
-              <w:t>거부</w:t>
+              <w:t>호환 차단</w:t>
             </w:r>
           </w:p>
         </w:tc>
@@ -1249,7 +2041,7 @@
               <w:rPr>
                 <w:sz w:val="18"/>
               </w:rPr>
-              <w:t>계열 불일치 배정 차단(모달 경고)</w:t>
+              <w:t>이동 취소, 대상 카드에 경고 노출, 실내기 원위치 유지.</w:t>
             </w:r>
           </w:p>
         </w:tc>
@@ -1265,7 +2057,7 @@
               <w:rPr>
                 <w:sz w:val="18"/>
               </w:rPr>
-              <w:t>MAX_CONNECTIONS</w:t>
+              <w:t>최대 연결 수 초과</w:t>
             </w:r>
           </w:p>
         </w:tc>
@@ -1279,7 +2071,7 @@
               <w:rPr>
                 <w:sz w:val="18"/>
               </w:rPr>
-              <w:t>거부</w:t>
+              <w:t>용량 제약</w:t>
             </w:r>
           </w:p>
         </w:tc>
@@ -1293,7 +2085,7 @@
               <w:rPr>
                 <w:sz w:val="18"/>
               </w:rPr>
-              <w:t>최대 연결 수 초과 차단</w:t>
+              <w:t>배정 거부, 사유 표시, 실내기 출발지 유지.</w:t>
             </w:r>
           </w:p>
         </w:tc>
@@ -1309,7 +2101,7 @@
               <w:rPr>
                 <w:sz w:val="18"/>
               </w:rPr>
-              <w:t>DUPLICATE</w:t>
+              <w:t>중복 배정</w:t>
             </w:r>
           </w:p>
         </w:tc>
@@ -1323,7 +2115,7 @@
               <w:rPr>
                 <w:sz w:val="18"/>
               </w:rPr>
-              <w:t>거부</w:t>
+              <w:t>무결성</w:t>
             </w:r>
           </w:p>
         </w:tc>
@@ -1337,7 +2129,7 @@
               <w:rPr>
                 <w:sz w:val="18"/>
               </w:rPr>
-              <w:t>이미 배정된 실내기 중복 차단</w:t>
+              <w:t>동일 조합 재배정 거부. 두 조합 동시 배정은 '정확히 한 곳' 규칙으로 차단.</w:t>
             </w:r>
           </w:p>
         </w:tc>
@@ -1353,7 +2145,7 @@
               <w:rPr>
                 <w:sz w:val="18"/>
               </w:rPr>
-              <w:t>OVERLOADED/UNDERLOADED</w:t>
+              <w:t>조합비 범위 이탈</w:t>
             </w:r>
           </w:p>
         </w:tc>
@@ -1367,7 +2159,7 @@
               <w:rPr>
                 <w:sz w:val="18"/>
               </w:rPr>
-              <w:t>경고</w:t>
+              <w:t>경고(비차단)</w:t>
             </w:r>
           </w:p>
         </w:tc>
@@ -1381,7 +2173,7 @@
               <w:rPr>
                 <w:sz w:val="18"/>
               </w:rPr>
-              <w:t>조합비 범위 이탈. 배정은 허용, 표기만</w:t>
+              <w:t>과부하/과소부하 시 게이지 빗금·경고 텍스트. 배정 허용.</w:t>
             </w:r>
           </w:p>
         </w:tc>
@@ -1397,7 +2189,7 @@
               <w:rPr>
                 <w:sz w:val="18"/>
               </w:rPr>
-              <w:t>NotFound</w:t>
+              <w:t>분할 불가</w:t>
             </w:r>
           </w:p>
         </w:tc>
@@ -1411,7 +2203,7 @@
               <w:rPr>
                 <w:sz w:val="18"/>
               </w:rPr>
-              <w:t>전파</w:t>
+              <w:t>조작 제약</w:t>
             </w:r>
           </w:p>
         </w:tc>
@@ -1425,7 +2217,95 @@
               <w:rPr>
                 <w:sz w:val="18"/>
               </w:rPr>
-              <w:t>존재하지 않는 실내기/그룹 참조 오류</w:t>
+              <w:t>연결 실내기 2개 미만 분할 요청 거부·안내.</w:t>
+            </w:r>
+          </w:p>
+        </w:tc>
+      </w:tr>
+      <w:tr>
+        <w:tc>
+          <w:tcPr>
+            <w:tcW w:type="dxa" w:w="2880"/>
+          </w:tcPr>
+          <w:p>
+            <w:r/>
+            <w:r>
+              <w:rPr>
+                <w:sz w:val="18"/>
+              </w:rPr>
+              <w:t>빈 조합/빈 풀</w:t>
+            </w:r>
+          </w:p>
+        </w:tc>
+        <w:tc>
+          <w:tcPr>
+            <w:tcW w:type="dxa" w:w="2880"/>
+          </w:tcPr>
+          <w:p>
+            <w:r/>
+            <w:r>
+              <w:rPr>
+                <w:sz w:val="18"/>
+              </w:rPr>
+              <w:t>빈 상태</w:t>
+            </w:r>
+          </w:p>
+        </w:tc>
+        <w:tc>
+          <w:tcPr>
+            <w:tcW w:type="dxa" w:w="2880"/>
+          </w:tcPr>
+          <w:p>
+            <w:r/>
+            <w:r>
+              <w:rPr>
+                <w:sz w:val="18"/>
+              </w:rPr>
+              <w:t>빈 드롭 영역 '여기로 드래그' 안내, 빈 풀 '미배정 없음' 표시.</w:t>
+            </w:r>
+          </w:p>
+        </w:tc>
+      </w:tr>
+      <w:tr>
+        <w:tc>
+          <w:tcPr>
+            <w:tcW w:type="dxa" w:w="2880"/>
+          </w:tcPr>
+          <w:p>
+            <w:r/>
+            <w:r>
+              <w:rPr>
+                <w:sz w:val="18"/>
+              </w:rPr>
+              <w:t>적용 없이 이탈</w:t>
+            </w:r>
+          </w:p>
+        </w:tc>
+        <w:tc>
+          <w:tcPr>
+            <w:tcW w:type="dxa" w:w="2880"/>
+          </w:tcPr>
+          <w:p>
+            <w:r/>
+            <w:r>
+              <w:rPr>
+                <w:sz w:val="18"/>
+              </w:rPr>
+              <w:t>이탈 방지</w:t>
+            </w:r>
+          </w:p>
+        </w:tc>
+        <w:tc>
+          <w:tcPr>
+            <w:tcW w:type="dxa" w:w="2880"/>
+          </w:tcPr>
+          <w:p>
+            <w:r/>
+            <w:r>
+              <w:rPr>
+                <w:sz w:val="18"/>
+              </w:rPr>
+              <w:t>취소·닫기 시 미적용 변경 폐기, 이전 조합 상태 보존.</w:t>
             </w:r>
           </w:p>
         </w:tc>
@@ -1436,17 +2316,16 @@
         <w:pStyle w:val="Heading2"/>
       </w:pPr>
       <w:r>
-        <w:t>3.8 UI 정책</w:t>
+        <w:t>3.9 UI 정책</w:t>
       </w:r>
     </w:p>
     <w:p>
       <w:r>
         <w:rPr>
-          <w:b w:val="0"/>
           <w:i w:val="0"/>
           <w:sz w:val="20"/>
         </w:rPr>
-        <w:t>조합 리포트(상단 스트립)는 6개 KPI만 노출한다: 총 설치 용량 · 실외기 대수 · 실내기 배정 · 미배정 · 평균 조합비 · 과부하. (단가·효율등급은 리포트 KPI가 아님 — 산출물 장비일람표/모델 선정에서 다룸.) 조합 매핑은 팝업(모달)에서 드래그 배정/해제·교체·분할·삭제·조합비 실시간 계산·호환 경고로 수행한다. 색상은 무채색(회색조)만 사용한다.</w:t>
+        <w:t>무채색(회색조) 팝업. 딤 배경 + 중앙 모달, 헤더·닫기·안내문(드래그 규칙·실시간 조합비·호환 차단·계열 근거). 본문 2단: 좌측 실외기 카드 그리드(라벨·모델·제품군·용량·계열·연결 수·조합비 게이지+수치, 이탈 시 빗금·경고, 분할/교체 액션), 우측 미배정 풀 패널. 실내기 칩은 식별자·실 이름·유형·냉방용량, 조합 칩엔 해제 버튼. 하단 요약바 + 취소/조합 적용. 조합 리포트 스트립은 6개 지표만: 총 설치 용량·실외기 대수·실내기 배정(N/M·커버리지%)·미배정·평균 조합비(게이지)·과부하. 미배정&gt;0·과부하&gt;0은 경고 스타일. (단가·효율등급은 조합 리포트 지표가 아니며 산출물 장비일람표에서 다룸.)</w:t>
       </w:r>
     </w:p>
     <w:p>
@@ -1462,7 +2341,7 @@
         <w:pStyle w:val="Heading2"/>
       </w:pPr>
       <w:r>
-        <w:t>4.1 분류 체계 (4단 계층)</w:t>
+        <w:t>4.1 분류 체계</w:t>
       </w:r>
     </w:p>
     <w:tbl>
@@ -1534,7 +2413,7 @@
               <w:rPr>
                 <w:sz w:val="18"/>
               </w:rPr>
-              <w:t>실외기 / 실내기 / 환기 / 판넬 / 시공자재 / 제어·통신</w:t>
+              <w:t>실외기, 실내기 (2종). 정렬순서로 노출 순서 관리.</w:t>
             </w:r>
           </w:p>
         </w:tc>
@@ -1564,7 +2443,7 @@
               <w:rPr>
                 <w:sz w:val="18"/>
               </w:rPr>
-              <w:t>실외기: EHP·GHP·AWHP·수냉식·Chiller / 실내기: 1WAY·4WAY·덕트·스탠드·FCU</w:t>
+              <w:t>실외기: EHP·GHP·AWHP·수냉식·Chiller / 실내기: 1WAY·4WAY 카세트·덕트·스탠드·FCU.</w:t>
             </w:r>
           </w:p>
         </w:tc>
@@ -1594,7 +2473,7 @@
               <w:rPr>
                 <w:sz w:val="18"/>
               </w:rPr>
-              <w:t>Multi V Super 5, Multi V i, GHP Super III</w:t>
+              <w:t>Multi V Super 5, Multi V i, GHP Super III 등. 사양서 문서코드·출시연도.</w:t>
             </w:r>
           </w:p>
         </w:tc>
@@ -1610,7 +2489,7 @@
               <w:rPr>
                 <w:sz w:val="18"/>
               </w:rPr>
-              <w:t>모델</w:t>
+              <w:t>모델(마스터 레코드)</w:t>
             </w:r>
           </w:p>
         </w:tc>
@@ -1624,7 +2503,37 @@
               <w:rPr>
                 <w:sz w:val="18"/>
               </w:rPr>
-              <w:t>RPUW12BX9M, GPUW280C2S (마스터 레코드)</w:t>
+              <w:t>개별 모델코드. 유일 식별자이며 스펙·단가의 기준.</w:t>
+            </w:r>
+          </w:p>
+        </w:tc>
+      </w:tr>
+      <w:tr>
+        <w:tc>
+          <w:tcPr>
+            <w:tcW w:type="dxa" w:w="4320"/>
+          </w:tcPr>
+          <w:p>
+            <w:r/>
+            <w:r>
+              <w:rPr>
+                <w:sz w:val="18"/>
+              </w:rPr>
+              <w:t>계열(호환 기준)</w:t>
+            </w:r>
+          </w:p>
+        </w:tc>
+        <w:tc>
+          <w:tcPr>
+            <w:tcW w:type="dxa" w:w="4320"/>
+          </w:tcPr>
+          <w:p>
+            <w:r/>
+            <w:r>
+              <w:rPr>
+                <w:sz w:val="18"/>
+              </w:rPr>
+              <w:t>EHP(전기)·GHP(가스)·AWHP(공기열원)·수냉식·Chiller. 실외기-실내기 일치가 호환 조건.</w:t>
             </w:r>
           </w:p>
         </w:tc>
@@ -1641,11 +2550,28 @@
     <w:p>
       <w:r>
         <w:rPr>
-          <w:b w:val="0"/>
           <w:i w:val="0"/>
           <w:sz w:val="20"/>
         </w:rPr>
-        <w:t>장비일람표 전 컬럼을 필수 정규화 필드로, 제품군 고유 항목은 JSONB 확장 스펙으로 저장한다. (근거: DB 설계 v2 스키마, 1,826 라벨 → 122 키 정규화 분석 보고서)</w:t>
+        <w:t>장비일람표 전 컬럼을 필수 정규화 필드로 표준화하고, 제품군 고유 항목은 확장 스펙(키-값 확장 영역)으로 저장한다. 라벨 표기가 문서마다 다른 문제는 표준 라벨 별칭 매핑으로 하나의 표준 키에 수렴시키고, 규칙·처리 이력을 관리한다. 단위는 표준 단위로 정규화한다.</w:t>
+      </w:r>
+    </w:p>
+    <w:p>
+      <w:r>
+        <w:rPr>
+          <w:i w:val="0"/>
+          <w:sz w:val="20"/>
+        </w:rPr>
+        <w:t>실내기 표준 필드(예): 장비번호·분류·모델명·수량·정격냉방/난방능력·전원·정격소비전력·운전전류·송풍기(풍량/기외정압/출력)·제품중량·접속구경(액/가스/드레인)·본체/판넬 치수·통신선·전원선·누전차단기·비고. 설치유형·판넬 매핑은 확장 스펙.</w:t>
+      </w:r>
+    </w:p>
+    <w:p>
+      <w:r>
+        <w:rPr>
+          <w:i w:val="0"/>
+          <w:sz w:val="20"/>
+        </w:rPr>
+        <w:t>실외기 표준 필드(예): 장비번호·분류·모델명·수량·냉방/난방능력(정격·저온)·전원·효율(EERa/COP)·효율 등급·소비전력·운전전류·송풍기·제품중량·냉매·배관경·본체 치수·연결전선·누전차단기·비고. 최대 연결 실내기 수는 확장 스펙으로 두고 생성이 참조. GHP는 엔진·연료·냉각수 항목 추가.</w:t>
       </w:r>
     </w:p>
     <w:p>
@@ -1659,11 +2585,10 @@
     <w:p>
       <w:r>
         <w:rPr>
-          <w:b w:val="0"/>
           <w:i w:val="0"/>
           <w:sz w:val="20"/>
         </w:rPr>
-        <w:t>단가는 product_prices(price_krw NUMERIC(14,0) 정수 원, price_with_vat_krw, price_type, effective_start/end_date)로 관리한다. 현행가 = effective_end_date IS NULL. 외부(생성/검도)는 게시뷰 v_published_product_prices의 현행가만 소비한다. 도메인 값객체 Price가 정수·상한·유형 혼합 합산 금지 등 불변식을 강제한다.</w:t>
+        <w:t>단가는 모델당 다중 이력으로 관리한다. 각 엔트리는 가격유형·금액·부가세포함금액·유효시작일·유효종료일(비면 현행가)·출처참조로 구성한다. 종료일은 시작일보다 앞설 수 없다. 기본 표시 유형은 '출하가'. 현행가는 종료일이 비어 있는 엔트리로 조회하고, 게시된 모델의 현행가만 외부에 노출한다. 서로 다른 단가 유형의 혼합 합산은 금지한다. 단가 변경은 유효일자·변경요약·출처와 함께 이력으로 기록한다.</w:t>
       </w:r>
     </w:p>
     <w:p>
@@ -1677,11 +2602,10 @@
     <w:p>
       <w:r>
         <w:rPr>
-          <w:b w:val="0"/>
           <w:i w:val="0"/>
           <w:sz w:val="20"/>
         </w:rPr>
-        <w:t>DRAFT → PUBLISHED → ARCHIVED. 검도·생성은 PUBLISHED 데이터만 조회한다. 게시 전(DRAFT) 데이터는 외부 노출 금지.</w:t>
+        <w:t>초안(DRAFT) → 게시(PUBLISHED) → 보관(ARCHIVED). 초안은 등록 직후 기본 상태로 외부 비노출. 게시 전환 시 필수항목(핵심 스펙·현행 단가)을 검증하고 통과해야 전환되며 게시 시각을 기록한다. 검도·생성은 게시 데이터만 조회한다. 보관은 노출 종료·이력 보존.</w:t>
       </w:r>
     </w:p>
     <w:p>
@@ -1689,17 +2613,16 @@
         <w:pStyle w:val="Heading2"/>
       </w:pPr>
       <w:r>
-        <w:t>4.5 등록 플로우 (단일 메뉴 내부 뷰)</w:t>
+        <w:t>4.5 등록 플로우</w:t>
       </w:r>
     </w:p>
     <w:p>
       <w:r>
         <w:rPr>
-          <w:b w:val="0"/>
           <w:i w:val="0"/>
           <w:sz w:val="20"/>
         </w:rPr>
-        <w:t>목록(필터·정렬·페이지네이션) / 상세·등록·수정(유효성 검증) / 엑셀 업로드·동기화 / 게시·단가. 조합 매핑은 관리자가 아니라 유저(생성) 단에서 마스터 데이터를 참조해 수행한다.</w:t>
+        <w:t>목록(유형·제품군·상태 필터/정렬/페이지네이션) → 신규 등록(대분류·제품군·시리즈·모델명·제조사(LG 고정)·공통 필수 스펙·제품군별 확장 스펙·(실내기)판넬 매핑·단가 입력 → 임시저장) → 검토 후 게시 요청(필수항목 검증) → 게시. 엑셀 일괄 등록: 템플릿 → 업로드(최대 10MB) → 검증 미리보기(총행/정상/오류/중복) → 정상 행 등록·오류 행 다운로드. 수정·삭제 시 이력 기록.</w:t>
       </w:r>
     </w:p>
     <w:p>
@@ -1707,105 +2630,16 @@
         <w:pStyle w:val="Heading2"/>
       </w:pPr>
       <w:r>
-        <w:t>4.6 컨텍스트 관계 (Customer/Supplier)</w:t>
+        <w:t>4.6 컨텍스트 관계</w:t>
       </w:r>
     </w:p>
     <w:p>
       <w:r>
         <w:rPr>
-          <w:b w:val="0"/>
           <w:i w:val="0"/>
           <w:sz w:val="20"/>
         </w:rPr>
-        <w:t>장비마스터(상류) → 생성·검도(하류). 생성·검도는 마스터의 PUBLISHED 데이터만 소비하며 역방향 의존을 금지한다. 생성 컨텍스트는 OutdoorModelCatalog 읽기 포트를 통해서만 마스터 스펙을 참조한다.</w:t>
-      </w:r>
-    </w:p>
-    <w:p>
-      <w:pPr>
-        <w:pStyle w:val="Heading1"/>
-      </w:pPr>
-      <w:r>
-        <w:t>5. 아키텍처 원칙</w:t>
-      </w:r>
-    </w:p>
-    <w:p>
-      <w:pPr>
-        <w:pStyle w:val="ListBullet"/>
-      </w:pPr>
-      <w:r>
-        <w:t>Clean Architecture: 의존성은 항상 안쪽(도메인)으로. domain은 상위 레이어 import 금지(eslint 게이트로 강제).</w:t>
-      </w:r>
-    </w:p>
-    <w:p>
-      <w:pPr>
-        <w:pStyle w:val="ListBullet"/>
-      </w:pPr>
-      <w:r>
-        <w:t>DDD: 값객체(불변·자기검증), 애그리거트 루트로만 상태 변경, 리포지토리 포트, 도메인 이벤트.</w:t>
-      </w:r>
-    </w:p>
-    <w:p>
-      <w:pPr>
-        <w:pStyle w:val="ListBullet"/>
-      </w:pPr>
-      <w:r>
-        <w:t>TDD: Red→Green→Refactor. 도메인/애플리케이션 커버리지 목표 90%+.</w:t>
-      </w:r>
-    </w:p>
-    <w:p>
-      <w:pPr>
-        <w:pStyle w:val="ListBullet"/>
-      </w:pPr>
-      <w:r>
-        <w:t>적대적 QA: 경계값·악의적 입력·실패 주입·동시성을 능동 탐색, 결함은 실패 테스트로 고정 후 수정.</w:t>
-      </w:r>
-    </w:p>
-    <w:p>
-      <w:pPr>
-        <w:pStyle w:val="ListBullet"/>
-      </w:pPr>
-      <w:r>
-        <w:t>품질 게이트: npm run validate (tsc --noEmit &amp;&amp; eslint &amp;&amp; vitest), Claude Hooks(가드/포맷/테스트).</w:t>
-      </w:r>
-    </w:p>
-    <w:p>
-      <w:pPr>
-        <w:pStyle w:val="Heading1"/>
-      </w:pPr>
-      <w:r>
-        <w:t>6. 비고 &amp; 주의</w:t>
-      </w:r>
-    </w:p>
-    <w:p>
-      <w:pPr>
-        <w:pStyle w:val="ListBullet"/>
-      </w:pPr>
-      <w:r>
-        <w:t>POC 플레이스홀더: ODU_CATALOG의 단가/등급/COP, maxConnections는 예시/보간값(실데이터 아님, 교체 예정).</w:t>
-      </w:r>
-    </w:p>
-    <w:p>
-      <w:pPr>
-        <w:pStyle w:val="ListBullet"/>
-      </w:pPr>
-      <w:r>
-        <w:t>무채색 규칙: UI는 유채색 금지(회색조만).</w:t>
-      </w:r>
-    </w:p>
-    <w:p>
-      <w:pPr>
-        <w:pStyle w:val="ListBullet"/>
-      </w:pPr>
-      <w:r>
-        <w:t>이름 규칙: 모든 사람 이름은 '홍길동'.</w:t>
-      </w:r>
-    </w:p>
-    <w:p>
-      <w:pPr>
-        <w:pStyle w:val="ListBullet"/>
-      </w:pPr>
-      <w:r>
-        <w:t>doc/ 신뢰도: 요구사항 정의서 v0.4 등 일부 최신 아닐 수 있음 — 애매 시 담당자 확인.</w:t>
+        <w:t>장비마스터는 장비 모델·스펙·단가의 단일 진실 공급원으로 '등록·관리'만 담당한다. 검도·생성은 장비마스터가 게시한 데이터만 읽어 사용하며, 장비마스터에는 조합/배치 매핑 기능을 두지 않는다. 호환·조합 판단(계열 매칭·조합비·최대 연결 수)은 생성 단계에서 마스터의 제품군·계열·최대 연결 수 스펙을 참조해 수행한다.</w:t>
       </w:r>
     </w:p>
     <w:sectPr>
@@ -2756,9 +3590,6 @@
       </w:numPr>
       <w:contextualSpacing/>
     </w:pPr>
-    <w:rPr>
-      <w:rFonts w:ascii="Malgun Gothic" w:hAnsi="Malgun Gothic" w:eastAsia="Malgun Gothic"/>
-    </w:rPr>
   </w:style>
   <w:style w:type="paragraph" w:styleId="ListNumber2">
     <w:name w:val="List Number 2"/>
